--- a/RTSR/仿真过程与trace说明.docx
+++ b/RTSR/仿真过程与trace说明.docx
@@ -50,6 +50,7 @@
       <w:tblPr>
         <w:tblStyle w:val="LightGrid-Accent1"/>
         <w:tblW w:type="auto" w:w="0"/>
+        <w:tblLayout w:type="fixed"/>
         <w:tblLook w:firstColumn="1" w:firstRow="1" w:lastColumn="0" w:lastRow="0" w:noHBand="0" w:noVBand="1" w:val="04A0"/>
       </w:tblPr>
       <w:tblGrid>
@@ -124,7 +125,7 @@
               <w:rPr>
                 <w:sz w:val="18"/>
               </w:rPr>
-              <w:t>gNB 布站 + UE 撒点（可就近接入）</w:t>
+              <w:t>gNB 布站 + UE 撒点（就近接入）</w:t>
             </w:r>
           </w:p>
         </w:tc>
@@ -395,39 +396,43 @@
         <w:pStyle w:val="Heading1"/>
       </w:pPr>
       <w:r>
-        <w:t>二、控制台输出（真实结果）</w:t>
+        <w:t>二、控制台输出（本文数据均取自该次运行）</w:t>
       </w:r>
     </w:p>
     <w:p>
       <w:r>
-        <w:t>仿真共产生 14 条流：5 条视频流（AR 三条子流 + VR + CG）+ 9 条 SR 模型流。</w:t>
+        <w:t>仿真共产生 14 条流：5 条视频流（AR 三条子流 + VR + CG）+ 9 条 SR 模型流。下表为终端输出的完整明细，与运行日志逐行对应。</w:t>
       </w:r>
     </w:p>
     <w:tbl>
       <w:tblPr>
         <w:tblStyle w:val="LightGrid-Accent1"/>
         <w:tblW w:type="auto" w:w="0"/>
+        <w:tblLayout w:type="fixed"/>
         <w:tblLook w:firstColumn="1" w:firstRow="1" w:lastColumn="0" w:lastRow="0" w:noHBand="0" w:noVBand="1" w:val="04A0"/>
       </w:tblPr>
       <w:tblGrid>
-        <w:gridCol w:w="1234"/>
-        <w:gridCol w:w="1234"/>
-        <w:gridCol w:w="1234"/>
-        <w:gridCol w:w="1234"/>
-        <w:gridCol w:w="1234"/>
-        <w:gridCol w:w="1234"/>
-        <w:gridCol w:w="1234"/>
+        <w:gridCol w:w="864"/>
+        <w:gridCol w:w="864"/>
+        <w:gridCol w:w="864"/>
+        <w:gridCol w:w="864"/>
+        <w:gridCol w:w="864"/>
+        <w:gridCol w:w="864"/>
+        <w:gridCol w:w="864"/>
+        <w:gridCol w:w="864"/>
+        <w:gridCol w:w="864"/>
+        <w:gridCol w:w="864"/>
       </w:tblGrid>
       <w:tr>
         <w:tc>
           <w:tcPr>
-            <w:tcW w:type="dxa" w:w="1234"/>
+            <w:tcW w:type="dxa" w:w="864"/>
           </w:tcPr>
           <w:p>
             <w:r>
               <w:rPr>
                 <w:b/>
-                <w:sz w:val="18"/>
+                <w:sz w:val="15"/>
               </w:rPr>
               <w:t>流</w:t>
             </w:r>
@@ -435,27 +440,27 @@
         </w:tc>
         <w:tc>
           <w:tcPr>
-            <w:tcW w:type="dxa" w:w="1234"/>
+            <w:tcW w:type="dxa" w:w="864"/>
           </w:tcPr>
           <w:p>
             <w:r>
               <w:rPr>
                 <w:b/>
-                <w:sz w:val="18"/>
+                <w:sz w:val="15"/>
               </w:rPr>
-              <w:t>目的端口</w:t>
+              <w:t>端口</w:t>
             </w:r>
           </w:p>
         </w:tc>
         <w:tc>
           <w:tcPr>
-            <w:tcW w:type="dxa" w:w="1234"/>
+            <w:tcW w:type="dxa" w:w="864"/>
           </w:tcPr>
           <w:p>
             <w:r>
               <w:rPr>
                 <w:b/>
-                <w:sz w:val="18"/>
+                <w:sz w:val="15"/>
               </w:rPr>
               <w:t>类型</w:t>
             </w:r>
@@ -463,13 +468,13 @@
         </w:tc>
         <w:tc>
           <w:tcPr>
-            <w:tcW w:type="dxa" w:w="1234"/>
+            <w:tcW w:type="dxa" w:w="864"/>
           </w:tcPr>
           <w:p>
             <w:r>
               <w:rPr>
                 <w:b/>
-                <w:sz w:val="18"/>
+                <w:sz w:val="15"/>
               </w:rPr>
               <w:t>tx 包</w:t>
             </w:r>
@@ -477,13 +482,13 @@
         </w:tc>
         <w:tc>
           <w:tcPr>
-            <w:tcW w:type="dxa" w:w="1234"/>
+            <w:tcW w:type="dxa" w:w="864"/>
           </w:tcPr>
           <w:p>
             <w:r>
               <w:rPr>
                 <w:b/>
-                <w:sz w:val="18"/>
+                <w:sz w:val="15"/>
               </w:rPr>
               <w:t>rx 包</w:t>
             </w:r>
@@ -491,13 +496,13 @@
         </w:tc>
         <w:tc>
           <w:tcPr>
-            <w:tcW w:type="dxa" w:w="1234"/>
+            <w:tcW w:type="dxa" w:w="864"/>
           </w:tcPr>
           <w:p>
             <w:r>
               <w:rPr>
                 <w:b/>
-                <w:sz w:val="18"/>
+                <w:sz w:val="15"/>
               </w:rPr>
               <w:t>丢包</w:t>
             </w:r>
@@ -505,15 +510,57 @@
         </w:tc>
         <w:tc>
           <w:tcPr>
-            <w:tcW w:type="dxa" w:w="1234"/>
+            <w:tcW w:type="dxa" w:w="864"/>
           </w:tcPr>
           <w:p>
             <w:r>
               <w:rPr>
                 <w:b/>
-                <w:sz w:val="18"/>
+                <w:sz w:val="15"/>
               </w:rPr>
-              <w:t>平均时延</w:t>
+              <w:t>流量</w:t>
+            </w:r>
+          </w:p>
+        </w:tc>
+        <w:tc>
+          <w:tcPr>
+            <w:tcW w:type="dxa" w:w="864"/>
+          </w:tcPr>
+          <w:p>
+            <w:r>
+              <w:rPr>
+                <w:b/>
+                <w:sz w:val="15"/>
+              </w:rPr>
+              <w:t>时延</w:t>
+            </w:r>
+          </w:p>
+        </w:tc>
+        <w:tc>
+          <w:tcPr>
+            <w:tcW w:type="dxa" w:w="864"/>
+          </w:tcPr>
+          <w:p>
+            <w:r>
+              <w:rPr>
+                <w:b/>
+                <w:sz w:val="15"/>
+              </w:rPr>
+              <w:t>抖动</w:t>
+            </w:r>
+          </w:p>
+        </w:tc>
+        <w:tc>
+          <w:tcPr>
+            <w:tcW w:type="dxa" w:w="864"/>
+          </w:tcPr>
+          <w:p>
+            <w:r>
+              <w:rPr>
+                <w:b/>
+                <w:sz w:val="15"/>
+              </w:rPr>
+              <w:t>吞吐</w:t>
             </w:r>
           </w:p>
         </w:tc>
@@ -521,77 +568,77 @@
       <w:tr>
         <w:tc>
           <w:tcPr>
-            <w:tcW w:type="dxa" w:w="1234"/>
+            <w:tcW w:type="dxa" w:w="864"/>
           </w:tcPr>
           <w:p>
             <w:r>
               <w:rPr>
-                <w:sz w:val="18"/>
+                <w:sz w:val="15"/>
               </w:rPr>
-              <w:t>1–3</w:t>
+              <w:t>1</w:t>
             </w:r>
           </w:p>
         </w:tc>
         <w:tc>
           <w:tcPr>
-            <w:tcW w:type="dxa" w:w="1234"/>
+            <w:tcW w:type="dxa" w:w="864"/>
           </w:tcPr>
           <w:p>
             <w:r>
               <w:rPr>
-                <w:sz w:val="18"/>
+                <w:sz w:val="15"/>
               </w:rPr>
-              <w:t>1121–1123</w:t>
+              <w:t>1121</w:t>
             </w:r>
           </w:p>
         </w:tc>
         <w:tc>
           <w:tcPr>
-            <w:tcW w:type="dxa" w:w="1234"/>
+            <w:tcW w:type="dxa" w:w="864"/>
           </w:tcPr>
           <w:p>
             <w:r>
               <w:rPr>
-                <w:sz w:val="18"/>
+                <w:sz w:val="15"/>
               </w:rPr>
-              <w:t>AR 视频子流</w:t>
+              <w:t>AR 视频</w:t>
             </w:r>
           </w:p>
         </w:tc>
         <w:tc>
           <w:tcPr>
-            <w:tcW w:type="dxa" w:w="1234"/>
+            <w:tcW w:type="dxa" w:w="864"/>
           </w:tcPr>
           <w:p>
             <w:r>
               <w:rPr>
-                <w:sz w:val="18"/>
+                <w:sz w:val="15"/>
               </w:rPr>
-              <w:t>4900 / 1176 / 4900</w:t>
+              <w:t>4900</w:t>
             </w:r>
           </w:p>
         </w:tc>
         <w:tc>
           <w:tcPr>
-            <w:tcW w:type="dxa" w:w="1234"/>
+            <w:tcW w:type="dxa" w:w="864"/>
           </w:tcPr>
           <w:p>
             <w:r>
               <w:rPr>
-                <w:sz w:val="18"/>
+                <w:sz w:val="15"/>
               </w:rPr>
-              <w:t>同左</w:t>
+              <w:t>4900</w:t>
             </w:r>
           </w:p>
         </w:tc>
         <w:tc>
           <w:tcPr>
-            <w:tcW w:type="dxa" w:w="1234"/>
+            <w:tcW w:type="dxa" w:w="864"/>
           </w:tcPr>
           <w:p>
             <w:r>
               <w:rPr>
-                <w:sz w:val="18"/>
+                <w:sz w:val="15"/>
               </w:rPr>
               <w:t>0</w:t>
             </w:r>
@@ -599,14 +646,53 @@
         </w:tc>
         <w:tc>
           <w:tcPr>
-            <w:tcW w:type="dxa" w:w="1234"/>
+            <w:tcW w:type="dxa" w:w="864"/>
           </w:tcPr>
           <w:p>
             <w:r>
               <w:rPr>
-                <w:sz w:val="18"/>
+                <w:sz w:val="15"/>
               </w:rPr>
-              <w:t>1.6–1.7 ms</w:t>
+              <w:t>0.60</w:t>
+            </w:r>
+          </w:p>
+        </w:tc>
+        <w:tc>
+          <w:tcPr>
+            <w:tcW w:type="dxa" w:w="864"/>
+          </w:tcPr>
+          <w:p>
+            <w:r>
+              <w:rPr>
+                <w:sz w:val="15"/>
+              </w:rPr>
+              <w:t>1.679</w:t>
+            </w:r>
+          </w:p>
+        </w:tc>
+        <w:tc>
+          <w:tcPr>
+            <w:tcW w:type="dxa" w:w="864"/>
+          </w:tcPr>
+          <w:p>
+            <w:r>
+              <w:rPr>
+                <w:sz w:val="15"/>
+              </w:rPr>
+              <w:t>0.012</w:t>
+            </w:r>
+          </w:p>
+        </w:tc>
+        <w:tc>
+          <w:tcPr>
+            <w:tcW w:type="dxa" w:w="864"/>
+          </w:tcPr>
+          <w:p>
+            <w:r>
+              <w:rPr>
+                <w:sz w:val="15"/>
+              </w:rPr>
+              <w:t>0.3</w:t>
             </w:r>
           </w:p>
         </w:tc>
@@ -614,12 +700,276 @@
       <w:tr>
         <w:tc>
           <w:tcPr>
-            <w:tcW w:type="dxa" w:w="1234"/>
+            <w:tcW w:type="dxa" w:w="864"/>
           </w:tcPr>
           <w:p>
             <w:r>
               <w:rPr>
-                <w:sz w:val="18"/>
+                <w:sz w:val="15"/>
+              </w:rPr>
+              <w:t>2</w:t>
+            </w:r>
+          </w:p>
+        </w:tc>
+        <w:tc>
+          <w:tcPr>
+            <w:tcW w:type="dxa" w:w="864"/>
+          </w:tcPr>
+          <w:p>
+            <w:r>
+              <w:rPr>
+                <w:sz w:val="15"/>
+              </w:rPr>
+              <w:t>1122</w:t>
+            </w:r>
+          </w:p>
+        </w:tc>
+        <w:tc>
+          <w:tcPr>
+            <w:tcW w:type="dxa" w:w="864"/>
+          </w:tcPr>
+          <w:p>
+            <w:r>
+              <w:rPr>
+                <w:sz w:val="15"/>
+              </w:rPr>
+              <w:t>AR 视频</w:t>
+            </w:r>
+          </w:p>
+        </w:tc>
+        <w:tc>
+          <w:tcPr>
+            <w:tcW w:type="dxa" w:w="864"/>
+          </w:tcPr>
+          <w:p>
+            <w:r>
+              <w:rPr>
+                <w:sz w:val="15"/>
+              </w:rPr>
+              <w:t>1176</w:t>
+            </w:r>
+          </w:p>
+        </w:tc>
+        <w:tc>
+          <w:tcPr>
+            <w:tcW w:type="dxa" w:w="864"/>
+          </w:tcPr>
+          <w:p>
+            <w:r>
+              <w:rPr>
+                <w:sz w:val="15"/>
+              </w:rPr>
+              <w:t>1176</w:t>
+            </w:r>
+          </w:p>
+        </w:tc>
+        <w:tc>
+          <w:tcPr>
+            <w:tcW w:type="dxa" w:w="864"/>
+          </w:tcPr>
+          <w:p>
+            <w:r>
+              <w:rPr>
+                <w:sz w:val="15"/>
+              </w:rPr>
+              <w:t>0</w:t>
+            </w:r>
+          </w:p>
+        </w:tc>
+        <w:tc>
+          <w:tcPr>
+            <w:tcW w:type="dxa" w:w="864"/>
+          </w:tcPr>
+          <w:p>
+            <w:r>
+              <w:rPr>
+                <w:sz w:val="15"/>
+              </w:rPr>
+              <w:t>11.71</w:t>
+            </w:r>
+          </w:p>
+        </w:tc>
+        <w:tc>
+          <w:tcPr>
+            <w:tcW w:type="dxa" w:w="864"/>
+          </w:tcPr>
+          <w:p>
+            <w:r>
+              <w:rPr>
+                <w:sz w:val="15"/>
+              </w:rPr>
+              <w:t>1.617</w:t>
+            </w:r>
+          </w:p>
+        </w:tc>
+        <w:tc>
+          <w:tcPr>
+            <w:tcW w:type="dxa" w:w="864"/>
+          </w:tcPr>
+          <w:p>
+            <w:r>
+              <w:rPr>
+                <w:sz w:val="15"/>
+              </w:rPr>
+              <w:t>0.170</w:t>
+            </w:r>
+          </w:p>
+        </w:tc>
+        <w:tc>
+          <w:tcPr>
+            <w:tcW w:type="dxa" w:w="864"/>
+          </w:tcPr>
+          <w:p>
+            <w:r>
+              <w:rPr>
+                <w:sz w:val="15"/>
+              </w:rPr>
+              <w:t>5.0</w:t>
+            </w:r>
+          </w:p>
+        </w:tc>
+      </w:tr>
+      <w:tr>
+        <w:tc>
+          <w:tcPr>
+            <w:tcW w:type="dxa" w:w="864"/>
+          </w:tcPr>
+          <w:p>
+            <w:r>
+              <w:rPr>
+                <w:sz w:val="15"/>
+              </w:rPr>
+              <w:t>3</w:t>
+            </w:r>
+          </w:p>
+        </w:tc>
+        <w:tc>
+          <w:tcPr>
+            <w:tcW w:type="dxa" w:w="864"/>
+          </w:tcPr>
+          <w:p>
+            <w:r>
+              <w:rPr>
+                <w:sz w:val="15"/>
+              </w:rPr>
+              <w:t>1123</w:t>
+            </w:r>
+          </w:p>
+        </w:tc>
+        <w:tc>
+          <w:tcPr>
+            <w:tcW w:type="dxa" w:w="864"/>
+          </w:tcPr>
+          <w:p>
+            <w:r>
+              <w:rPr>
+                <w:sz w:val="15"/>
+              </w:rPr>
+              <w:t>AR 视频</w:t>
+            </w:r>
+          </w:p>
+        </w:tc>
+        <w:tc>
+          <w:tcPr>
+            <w:tcW w:type="dxa" w:w="864"/>
+          </w:tcPr>
+          <w:p>
+            <w:r>
+              <w:rPr>
+                <w:sz w:val="15"/>
+              </w:rPr>
+              <w:t>4900</w:t>
+            </w:r>
+          </w:p>
+        </w:tc>
+        <w:tc>
+          <w:tcPr>
+            <w:tcW w:type="dxa" w:w="864"/>
+          </w:tcPr>
+          <w:p>
+            <w:r>
+              <w:rPr>
+                <w:sz w:val="15"/>
+              </w:rPr>
+              <w:t>4900</w:t>
+            </w:r>
+          </w:p>
+        </w:tc>
+        <w:tc>
+          <w:tcPr>
+            <w:tcW w:type="dxa" w:w="864"/>
+          </w:tcPr>
+          <w:p>
+            <w:r>
+              <w:rPr>
+                <w:sz w:val="15"/>
+              </w:rPr>
+              <w:t>0</w:t>
+            </w:r>
+          </w:p>
+        </w:tc>
+        <w:tc>
+          <w:tcPr>
+            <w:tcW w:type="dxa" w:w="864"/>
+          </w:tcPr>
+          <w:p>
+            <w:r>
+              <w:rPr>
+                <w:sz w:val="15"/>
+              </w:rPr>
+              <w:t>1.90</w:t>
+            </w:r>
+          </w:p>
+        </w:tc>
+        <w:tc>
+          <w:tcPr>
+            <w:tcW w:type="dxa" w:w="864"/>
+          </w:tcPr>
+          <w:p>
+            <w:r>
+              <w:rPr>
+                <w:sz w:val="15"/>
+              </w:rPr>
+              <w:t>1.679</w:t>
+            </w:r>
+          </w:p>
+        </w:tc>
+        <w:tc>
+          <w:tcPr>
+            <w:tcW w:type="dxa" w:w="864"/>
+          </w:tcPr>
+          <w:p>
+            <w:r>
+              <w:rPr>
+                <w:sz w:val="15"/>
+              </w:rPr>
+              <w:t>0.012</w:t>
+            </w:r>
+          </w:p>
+        </w:tc>
+        <w:tc>
+          <w:tcPr>
+            <w:tcW w:type="dxa" w:w="864"/>
+          </w:tcPr>
+          <w:p>
+            <w:r>
+              <w:rPr>
+                <w:sz w:val="15"/>
+              </w:rPr>
+              <w:t>0.8</w:t>
+            </w:r>
+          </w:p>
+        </w:tc>
+      </w:tr>
+      <w:tr>
+        <w:tc>
+          <w:tcPr>
+            <w:tcW w:type="dxa" w:w="864"/>
+          </w:tcPr>
+          <w:p>
+            <w:r>
+              <w:rPr>
+                <w:sz w:val="15"/>
               </w:rPr>
               <w:t>4</w:t>
             </w:r>
@@ -627,12 +977,12 @@
         </w:tc>
         <w:tc>
           <w:tcPr>
-            <w:tcW w:type="dxa" w:w="1234"/>
+            <w:tcW w:type="dxa" w:w="864"/>
           </w:tcPr>
           <w:p>
             <w:r>
               <w:rPr>
-                <w:sz w:val="18"/>
+                <w:sz w:val="15"/>
               </w:rPr>
               <w:t>1131</w:t>
             </w:r>
@@ -640,12 +990,12 @@
         </w:tc>
         <w:tc>
           <w:tcPr>
-            <w:tcW w:type="dxa" w:w="1234"/>
+            <w:tcW w:type="dxa" w:w="864"/>
           </w:tcPr>
           <w:p>
             <w:r>
               <w:rPr>
-                <w:sz w:val="18"/>
+                <w:sz w:val="15"/>
               </w:rPr>
               <w:t>VR 视频</w:t>
             </w:r>
@@ -653,12 +1003,12 @@
         </w:tc>
         <w:tc>
           <w:tcPr>
-            <w:tcW w:type="dxa" w:w="1234"/>
+            <w:tcW w:type="dxa" w:w="864"/>
           </w:tcPr>
           <w:p>
             <w:r>
               <w:rPr>
-                <w:sz w:val="18"/>
+                <w:sz w:val="15"/>
               </w:rPr>
               <w:t>1177</w:t>
             </w:r>
@@ -666,12 +1016,12 @@
         </w:tc>
         <w:tc>
           <w:tcPr>
-            <w:tcW w:type="dxa" w:w="1234"/>
+            <w:tcW w:type="dxa" w:w="864"/>
           </w:tcPr>
           <w:p>
             <w:r>
               <w:rPr>
-                <w:sz w:val="18"/>
+                <w:sz w:val="15"/>
               </w:rPr>
               <w:t>1177</w:t>
             </w:r>
@@ -679,12 +1029,12 @@
         </w:tc>
         <w:tc>
           <w:tcPr>
-            <w:tcW w:type="dxa" w:w="1234"/>
+            <w:tcW w:type="dxa" w:w="864"/>
           </w:tcPr>
           <w:p>
             <w:r>
               <w:rPr>
-                <w:sz w:val="18"/>
+                <w:sz w:val="15"/>
               </w:rPr>
               <w:t>0</w:t>
             </w:r>
@@ -692,14 +1042,53 @@
         </w:tc>
         <w:tc>
           <w:tcPr>
-            <w:tcW w:type="dxa" w:w="1234"/>
+            <w:tcW w:type="dxa" w:w="864"/>
           </w:tcPr>
           <w:p>
             <w:r>
               <w:rPr>
-                <w:sz w:val="18"/>
+                <w:sz w:val="15"/>
               </w:rPr>
-              <w:t>1.6 ms</w:t>
+              <w:t>11.72</w:t>
+            </w:r>
+          </w:p>
+        </w:tc>
+        <w:tc>
+          <w:tcPr>
+            <w:tcW w:type="dxa" w:w="864"/>
+          </w:tcPr>
+          <w:p>
+            <w:r>
+              <w:rPr>
+                <w:sz w:val="15"/>
+              </w:rPr>
+              <w:t>1.623</w:t>
+            </w:r>
+          </w:p>
+        </w:tc>
+        <w:tc>
+          <w:tcPr>
+            <w:tcW w:type="dxa" w:w="864"/>
+          </w:tcPr>
+          <w:p>
+            <w:r>
+              <w:rPr>
+                <w:sz w:val="15"/>
+              </w:rPr>
+              <w:t>0.167</w:t>
+            </w:r>
+          </w:p>
+        </w:tc>
+        <w:tc>
+          <w:tcPr>
+            <w:tcW w:type="dxa" w:w="864"/>
+          </w:tcPr>
+          <w:p>
+            <w:r>
+              <w:rPr>
+                <w:sz w:val="15"/>
+              </w:rPr>
+              <w:t>5.0</w:t>
             </w:r>
           </w:p>
         </w:tc>
@@ -707,12 +1096,12 @@
       <w:tr>
         <w:tc>
           <w:tcPr>
-            <w:tcW w:type="dxa" w:w="1234"/>
+            <w:tcW w:type="dxa" w:w="864"/>
           </w:tcPr>
           <w:p>
             <w:r>
               <w:rPr>
-                <w:sz w:val="18"/>
+                <w:sz w:val="15"/>
               </w:rPr>
               <w:t>5</w:t>
             </w:r>
@@ -720,12 +1109,12 @@
         </w:tc>
         <w:tc>
           <w:tcPr>
-            <w:tcW w:type="dxa" w:w="1234"/>
+            <w:tcW w:type="dxa" w:w="864"/>
           </w:tcPr>
           <w:p>
             <w:r>
               <w:rPr>
-                <w:sz w:val="18"/>
+                <w:sz w:val="15"/>
               </w:rPr>
               <w:t>1141</w:t>
             </w:r>
@@ -733,12 +1122,12 @@
         </w:tc>
         <w:tc>
           <w:tcPr>
-            <w:tcW w:type="dxa" w:w="1234"/>
+            <w:tcW w:type="dxa" w:w="864"/>
           </w:tcPr>
           <w:p>
             <w:r>
               <w:rPr>
-                <w:sz w:val="18"/>
+                <w:sz w:val="15"/>
               </w:rPr>
               <w:t>CG 视频</w:t>
             </w:r>
@@ -746,12 +1135,12 @@
         </w:tc>
         <w:tc>
           <w:tcPr>
-            <w:tcW w:type="dxa" w:w="1234"/>
+            <w:tcW w:type="dxa" w:w="864"/>
           </w:tcPr>
           <w:p>
             <w:r>
               <w:rPr>
-                <w:sz w:val="18"/>
+                <w:sz w:val="15"/>
               </w:rPr>
               <w:t>1173</w:t>
             </w:r>
@@ -759,12 +1148,12 @@
         </w:tc>
         <w:tc>
           <w:tcPr>
-            <w:tcW w:type="dxa" w:w="1234"/>
+            <w:tcW w:type="dxa" w:w="864"/>
           </w:tcPr>
           <w:p>
             <w:r>
               <w:rPr>
-                <w:sz w:val="18"/>
+                <w:sz w:val="15"/>
               </w:rPr>
               <w:t>1173</w:t>
             </w:r>
@@ -772,12 +1161,12 @@
         </w:tc>
         <w:tc>
           <w:tcPr>
-            <w:tcW w:type="dxa" w:w="1234"/>
+            <w:tcW w:type="dxa" w:w="864"/>
           </w:tcPr>
           <w:p>
             <w:r>
               <w:rPr>
-                <w:sz w:val="18"/>
+                <w:sz w:val="15"/>
               </w:rPr>
               <w:t>0</w:t>
             </w:r>
@@ -785,14 +1174,53 @@
         </w:tc>
         <w:tc>
           <w:tcPr>
-            <w:tcW w:type="dxa" w:w="1234"/>
+            <w:tcW w:type="dxa" w:w="864"/>
           </w:tcPr>
           <w:p>
             <w:r>
               <w:rPr>
-                <w:sz w:val="18"/>
+                <w:sz w:val="15"/>
               </w:rPr>
-              <w:t>1.6 ms</w:t>
+              <w:t>11.68</w:t>
+            </w:r>
+          </w:p>
+        </w:tc>
+        <w:tc>
+          <w:tcPr>
+            <w:tcW w:type="dxa" w:w="864"/>
+          </w:tcPr>
+          <w:p>
+            <w:r>
+              <w:rPr>
+                <w:sz w:val="15"/>
+              </w:rPr>
+              <w:t>1.631</w:t>
+            </w:r>
+          </w:p>
+        </w:tc>
+        <w:tc>
+          <w:tcPr>
+            <w:tcW w:type="dxa" w:w="864"/>
+          </w:tcPr>
+          <w:p>
+            <w:r>
+              <w:rPr>
+                <w:sz w:val="15"/>
+              </w:rPr>
+              <w:t>0.171</w:t>
+            </w:r>
+          </w:p>
+        </w:tc>
+        <w:tc>
+          <w:tcPr>
+            <w:tcW w:type="dxa" w:w="864"/>
+          </w:tcPr>
+          <w:p>
+            <w:r>
+              <w:rPr>
+                <w:sz w:val="15"/>
+              </w:rPr>
+              <w:t>5.0</w:t>
             </w:r>
           </w:p>
         </w:tc>
@@ -800,25 +1228,25 @@
       <w:tr>
         <w:tc>
           <w:tcPr>
-            <w:tcW w:type="dxa" w:w="1234"/>
+            <w:tcW w:type="dxa" w:w="864"/>
           </w:tcPr>
           <w:p>
             <w:r>
               <w:rPr>
-                <w:sz w:val="18"/>
+                <w:sz w:val="15"/>
               </w:rPr>
-              <w:t>6–14</w:t>
+              <w:t>6</w:t>
             </w:r>
           </w:p>
         </w:tc>
         <w:tc>
           <w:tcPr>
-            <w:tcW w:type="dxa" w:w="1234"/>
+            <w:tcW w:type="dxa" w:w="864"/>
           </w:tcPr>
           <w:p>
             <w:r>
               <w:rPr>
-                <w:sz w:val="18"/>
+                <w:sz w:val="15"/>
               </w:rPr>
               <w:t>5000</w:t>
             </w:r>
@@ -826,25 +1254,25 @@
         </w:tc>
         <w:tc>
           <w:tcPr>
-            <w:tcW w:type="dxa" w:w="1234"/>
+            <w:tcW w:type="dxa" w:w="864"/>
           </w:tcPr>
           <w:p>
             <w:r>
               <w:rPr>
-                <w:sz w:val="18"/>
+                <w:sz w:val="15"/>
               </w:rPr>
-              <w:t>SR 模型（3 UE × 3 次更新）</w:t>
+              <w:t>SR 模型</w:t>
             </w:r>
           </w:p>
         </w:tc>
         <w:tc>
           <w:tcPr>
-            <w:tcW w:type="dxa" w:w="1234"/>
+            <w:tcW w:type="dxa" w:w="864"/>
           </w:tcPr>
           <w:p>
             <w:r>
               <w:rPr>
-                <w:sz w:val="18"/>
+                <w:sz w:val="15"/>
               </w:rPr>
               <w:t>530</w:t>
             </w:r>
@@ -852,40 +1280,1135 @@
         </w:tc>
         <w:tc>
           <w:tcPr>
-            <w:tcW w:type="dxa" w:w="1234"/>
+            <w:tcW w:type="dxa" w:w="864"/>
           </w:tcPr>
           <w:p>
             <w:r>
               <w:rPr>
-                <w:sz w:val="18"/>
+                <w:sz w:val="15"/>
               </w:rPr>
-              <w:t>475–513</w:t>
+              <w:t>490</w:t>
             </w:r>
           </w:p>
         </w:tc>
         <w:tc>
           <w:tcPr>
-            <w:tcW w:type="dxa" w:w="1234"/>
+            <w:tcW w:type="dxa" w:w="864"/>
           </w:tcPr>
           <w:p>
             <w:r>
               <w:rPr>
-                <w:sz w:val="18"/>
+                <w:sz w:val="15"/>
               </w:rPr>
-              <w:t>17–51</w:t>
+              <w:t>40</w:t>
             </w:r>
           </w:p>
         </w:tc>
         <w:tc>
           <w:tcPr>
-            <w:tcW w:type="dxa" w:w="1234"/>
+            <w:tcW w:type="dxa" w:w="864"/>
           </w:tcPr>
           <w:p>
             <w:r>
               <w:rPr>
-                <w:sz w:val="18"/>
+                <w:sz w:val="15"/>
               </w:rPr>
-              <w:t>17–24 ms</w:t>
+              <w:t>0.53</w:t>
+            </w:r>
+          </w:p>
+        </w:tc>
+        <w:tc>
+          <w:tcPr>
+            <w:tcW w:type="dxa" w:w="864"/>
+          </w:tcPr>
+          <w:p>
+            <w:r>
+              <w:rPr>
+                <w:sz w:val="15"/>
+              </w:rPr>
+              <w:t>21.145</w:t>
+            </w:r>
+          </w:p>
+        </w:tc>
+        <w:tc>
+          <w:tcPr>
+            <w:tcW w:type="dxa" w:w="864"/>
+          </w:tcPr>
+          <w:p>
+            <w:r>
+              <w:rPr>
+                <w:sz w:val="15"/>
+              </w:rPr>
+              <w:t>0.076</w:t>
+            </w:r>
+          </w:p>
+        </w:tc>
+        <w:tc>
+          <w:tcPr>
+            <w:tcW w:type="dxa" w:w="864"/>
+          </w:tcPr>
+          <w:p>
+            <w:r>
+              <w:rPr>
+                <w:sz w:val="15"/>
+              </w:rPr>
+              <w:t>107.3</w:t>
+            </w:r>
+          </w:p>
+        </w:tc>
+      </w:tr>
+      <w:tr>
+        <w:tc>
+          <w:tcPr>
+            <w:tcW w:type="dxa" w:w="864"/>
+          </w:tcPr>
+          <w:p>
+            <w:r>
+              <w:rPr>
+                <w:sz w:val="15"/>
+              </w:rPr>
+              <w:t>7</w:t>
+            </w:r>
+          </w:p>
+        </w:tc>
+        <w:tc>
+          <w:tcPr>
+            <w:tcW w:type="dxa" w:w="864"/>
+          </w:tcPr>
+          <w:p>
+            <w:r>
+              <w:rPr>
+                <w:sz w:val="15"/>
+              </w:rPr>
+              <w:t>5000</w:t>
+            </w:r>
+          </w:p>
+        </w:tc>
+        <w:tc>
+          <w:tcPr>
+            <w:tcW w:type="dxa" w:w="864"/>
+          </w:tcPr>
+          <w:p>
+            <w:r>
+              <w:rPr>
+                <w:sz w:val="15"/>
+              </w:rPr>
+              <w:t>SR 模型</w:t>
+            </w:r>
+          </w:p>
+        </w:tc>
+        <w:tc>
+          <w:tcPr>
+            <w:tcW w:type="dxa" w:w="864"/>
+          </w:tcPr>
+          <w:p>
+            <w:r>
+              <w:rPr>
+                <w:sz w:val="15"/>
+              </w:rPr>
+              <w:t>530</w:t>
+            </w:r>
+          </w:p>
+        </w:tc>
+        <w:tc>
+          <w:tcPr>
+            <w:tcW w:type="dxa" w:w="864"/>
+          </w:tcPr>
+          <w:p>
+            <w:r>
+              <w:rPr>
+                <w:sz w:val="15"/>
+              </w:rPr>
+              <w:t>490</w:t>
+            </w:r>
+          </w:p>
+        </w:tc>
+        <w:tc>
+          <w:tcPr>
+            <w:tcW w:type="dxa" w:w="864"/>
+          </w:tcPr>
+          <w:p>
+            <w:r>
+              <w:rPr>
+                <w:sz w:val="15"/>
+              </w:rPr>
+              <w:t>40</w:t>
+            </w:r>
+          </w:p>
+        </w:tc>
+        <w:tc>
+          <w:tcPr>
+            <w:tcW w:type="dxa" w:w="864"/>
+          </w:tcPr>
+          <w:p>
+            <w:r>
+              <w:rPr>
+                <w:sz w:val="15"/>
+              </w:rPr>
+              <w:t>0.53</w:t>
+            </w:r>
+          </w:p>
+        </w:tc>
+        <w:tc>
+          <w:tcPr>
+            <w:tcW w:type="dxa" w:w="864"/>
+          </w:tcPr>
+          <w:p>
+            <w:r>
+              <w:rPr>
+                <w:sz w:val="15"/>
+              </w:rPr>
+              <w:t>18.674</w:t>
+            </w:r>
+          </w:p>
+        </w:tc>
+        <w:tc>
+          <w:tcPr>
+            <w:tcW w:type="dxa" w:w="864"/>
+          </w:tcPr>
+          <w:p>
+            <w:r>
+              <w:rPr>
+                <w:sz w:val="15"/>
+              </w:rPr>
+              <w:t>0.074</w:t>
+            </w:r>
+          </w:p>
+        </w:tc>
+        <w:tc>
+          <w:tcPr>
+            <w:tcW w:type="dxa" w:w="864"/>
+          </w:tcPr>
+          <w:p>
+            <w:r>
+              <w:rPr>
+                <w:sz w:val="15"/>
+              </w:rPr>
+              <w:t>109.8</w:t>
+            </w:r>
+          </w:p>
+        </w:tc>
+      </w:tr>
+      <w:tr>
+        <w:tc>
+          <w:tcPr>
+            <w:tcW w:type="dxa" w:w="864"/>
+          </w:tcPr>
+          <w:p>
+            <w:r>
+              <w:rPr>
+                <w:sz w:val="15"/>
+              </w:rPr>
+              <w:t>8</w:t>
+            </w:r>
+          </w:p>
+        </w:tc>
+        <w:tc>
+          <w:tcPr>
+            <w:tcW w:type="dxa" w:w="864"/>
+          </w:tcPr>
+          <w:p>
+            <w:r>
+              <w:rPr>
+                <w:sz w:val="15"/>
+              </w:rPr>
+              <w:t>5000</w:t>
+            </w:r>
+          </w:p>
+        </w:tc>
+        <w:tc>
+          <w:tcPr>
+            <w:tcW w:type="dxa" w:w="864"/>
+          </w:tcPr>
+          <w:p>
+            <w:r>
+              <w:rPr>
+                <w:sz w:val="15"/>
+              </w:rPr>
+              <w:t>SR 模型</w:t>
+            </w:r>
+          </w:p>
+        </w:tc>
+        <w:tc>
+          <w:tcPr>
+            <w:tcW w:type="dxa" w:w="864"/>
+          </w:tcPr>
+          <w:p>
+            <w:r>
+              <w:rPr>
+                <w:sz w:val="15"/>
+              </w:rPr>
+              <w:t>530</w:t>
+            </w:r>
+          </w:p>
+        </w:tc>
+        <w:tc>
+          <w:tcPr>
+            <w:tcW w:type="dxa" w:w="864"/>
+          </w:tcPr>
+          <w:p>
+            <w:r>
+              <w:rPr>
+                <w:sz w:val="15"/>
+              </w:rPr>
+              <w:t>490</w:t>
+            </w:r>
+          </w:p>
+        </w:tc>
+        <w:tc>
+          <w:tcPr>
+            <w:tcW w:type="dxa" w:w="864"/>
+          </w:tcPr>
+          <w:p>
+            <w:r>
+              <w:rPr>
+                <w:sz w:val="15"/>
+              </w:rPr>
+              <w:t>40</w:t>
+            </w:r>
+          </w:p>
+        </w:tc>
+        <w:tc>
+          <w:tcPr>
+            <w:tcW w:type="dxa" w:w="864"/>
+          </w:tcPr>
+          <w:p>
+            <w:r>
+              <w:rPr>
+                <w:sz w:val="15"/>
+              </w:rPr>
+              <w:t>0.53</w:t>
+            </w:r>
+          </w:p>
+        </w:tc>
+        <w:tc>
+          <w:tcPr>
+            <w:tcW w:type="dxa" w:w="864"/>
+          </w:tcPr>
+          <w:p>
+            <w:r>
+              <w:rPr>
+                <w:sz w:val="15"/>
+              </w:rPr>
+              <w:t>18.700</w:t>
+            </w:r>
+          </w:p>
+        </w:tc>
+        <w:tc>
+          <w:tcPr>
+            <w:tcW w:type="dxa" w:w="864"/>
+          </w:tcPr>
+          <w:p>
+            <w:r>
+              <w:rPr>
+                <w:sz w:val="15"/>
+              </w:rPr>
+              <w:t>0.071</w:t>
+            </w:r>
+          </w:p>
+        </w:tc>
+        <w:tc>
+          <w:tcPr>
+            <w:tcW w:type="dxa" w:w="864"/>
+          </w:tcPr>
+          <w:p>
+            <w:r>
+              <w:rPr>
+                <w:sz w:val="15"/>
+              </w:rPr>
+              <w:t>112.8</w:t>
+            </w:r>
+          </w:p>
+        </w:tc>
+      </w:tr>
+      <w:tr>
+        <w:tc>
+          <w:tcPr>
+            <w:tcW w:type="dxa" w:w="864"/>
+          </w:tcPr>
+          <w:p>
+            <w:r>
+              <w:rPr>
+                <w:sz w:val="15"/>
+              </w:rPr>
+              <w:t>9</w:t>
+            </w:r>
+          </w:p>
+        </w:tc>
+        <w:tc>
+          <w:tcPr>
+            <w:tcW w:type="dxa" w:w="864"/>
+          </w:tcPr>
+          <w:p>
+            <w:r>
+              <w:rPr>
+                <w:sz w:val="15"/>
+              </w:rPr>
+              <w:t>5000</w:t>
+            </w:r>
+          </w:p>
+        </w:tc>
+        <w:tc>
+          <w:tcPr>
+            <w:tcW w:type="dxa" w:w="864"/>
+          </w:tcPr>
+          <w:p>
+            <w:r>
+              <w:rPr>
+                <w:sz w:val="15"/>
+              </w:rPr>
+              <w:t>SR 模型</w:t>
+            </w:r>
+          </w:p>
+        </w:tc>
+        <w:tc>
+          <w:tcPr>
+            <w:tcW w:type="dxa" w:w="864"/>
+          </w:tcPr>
+          <w:p>
+            <w:r>
+              <w:rPr>
+                <w:sz w:val="15"/>
+              </w:rPr>
+              <w:t>530</w:t>
+            </w:r>
+          </w:p>
+        </w:tc>
+        <w:tc>
+          <w:tcPr>
+            <w:tcW w:type="dxa" w:w="864"/>
+          </w:tcPr>
+          <w:p>
+            <w:r>
+              <w:rPr>
+                <w:sz w:val="15"/>
+              </w:rPr>
+              <w:t>479</w:t>
+            </w:r>
+          </w:p>
+        </w:tc>
+        <w:tc>
+          <w:tcPr>
+            <w:tcW w:type="dxa" w:w="864"/>
+          </w:tcPr>
+          <w:p>
+            <w:r>
+              <w:rPr>
+                <w:sz w:val="15"/>
+              </w:rPr>
+              <w:t>51</w:t>
+            </w:r>
+          </w:p>
+        </w:tc>
+        <w:tc>
+          <w:tcPr>
+            <w:tcW w:type="dxa" w:w="864"/>
+          </w:tcPr>
+          <w:p>
+            <w:r>
+              <w:rPr>
+                <w:sz w:val="15"/>
+              </w:rPr>
+              <w:t>0.53</w:t>
+            </w:r>
+          </w:p>
+        </w:tc>
+        <w:tc>
+          <w:tcPr>
+            <w:tcW w:type="dxa" w:w="864"/>
+          </w:tcPr>
+          <w:p>
+            <w:r>
+              <w:rPr>
+                <w:sz w:val="15"/>
+              </w:rPr>
+              <w:t>24.343</w:t>
+            </w:r>
+          </w:p>
+        </w:tc>
+        <w:tc>
+          <w:tcPr>
+            <w:tcW w:type="dxa" w:w="864"/>
+          </w:tcPr>
+          <w:p>
+            <w:r>
+              <w:rPr>
+                <w:sz w:val="15"/>
+              </w:rPr>
+              <w:t>0.077</w:t>
+            </w:r>
+          </w:p>
+        </w:tc>
+        <w:tc>
+          <w:tcPr>
+            <w:tcW w:type="dxa" w:w="864"/>
+          </w:tcPr>
+          <w:p>
+            <w:r>
+              <w:rPr>
+                <w:sz w:val="15"/>
+              </w:rPr>
+              <w:t>105.5</w:t>
+            </w:r>
+          </w:p>
+        </w:tc>
+      </w:tr>
+      <w:tr>
+        <w:tc>
+          <w:tcPr>
+            <w:tcW w:type="dxa" w:w="864"/>
+          </w:tcPr>
+          <w:p>
+            <w:r>
+              <w:rPr>
+                <w:sz w:val="15"/>
+              </w:rPr>
+              <w:t>10</w:t>
+            </w:r>
+          </w:p>
+        </w:tc>
+        <w:tc>
+          <w:tcPr>
+            <w:tcW w:type="dxa" w:w="864"/>
+          </w:tcPr>
+          <w:p>
+            <w:r>
+              <w:rPr>
+                <w:sz w:val="15"/>
+              </w:rPr>
+              <w:t>5000</w:t>
+            </w:r>
+          </w:p>
+        </w:tc>
+        <w:tc>
+          <w:tcPr>
+            <w:tcW w:type="dxa" w:w="864"/>
+          </w:tcPr>
+          <w:p>
+            <w:r>
+              <w:rPr>
+                <w:sz w:val="15"/>
+              </w:rPr>
+              <w:t>SR 模型</w:t>
+            </w:r>
+          </w:p>
+        </w:tc>
+        <w:tc>
+          <w:tcPr>
+            <w:tcW w:type="dxa" w:w="864"/>
+          </w:tcPr>
+          <w:p>
+            <w:r>
+              <w:rPr>
+                <w:sz w:val="15"/>
+              </w:rPr>
+              <w:t>530</w:t>
+            </w:r>
+          </w:p>
+        </w:tc>
+        <w:tc>
+          <w:tcPr>
+            <w:tcW w:type="dxa" w:w="864"/>
+          </w:tcPr>
+          <w:p>
+            <w:r>
+              <w:rPr>
+                <w:sz w:val="15"/>
+              </w:rPr>
+              <w:t>498</w:t>
+            </w:r>
+          </w:p>
+        </w:tc>
+        <w:tc>
+          <w:tcPr>
+            <w:tcW w:type="dxa" w:w="864"/>
+          </w:tcPr>
+          <w:p>
+            <w:r>
+              <w:rPr>
+                <w:sz w:val="15"/>
+              </w:rPr>
+              <w:t>32</w:t>
+            </w:r>
+          </w:p>
+        </w:tc>
+        <w:tc>
+          <w:tcPr>
+            <w:tcW w:type="dxa" w:w="864"/>
+          </w:tcPr>
+          <w:p>
+            <w:r>
+              <w:rPr>
+                <w:sz w:val="15"/>
+              </w:rPr>
+              <w:t>0.53</w:t>
+            </w:r>
+          </w:p>
+        </w:tc>
+        <w:tc>
+          <w:tcPr>
+            <w:tcW w:type="dxa" w:w="864"/>
+          </w:tcPr>
+          <w:p>
+            <w:r>
+              <w:rPr>
+                <w:sz w:val="15"/>
+              </w:rPr>
+              <w:t>17.095</w:t>
+            </w:r>
+          </w:p>
+        </w:tc>
+        <w:tc>
+          <w:tcPr>
+            <w:tcW w:type="dxa" w:w="864"/>
+          </w:tcPr>
+          <w:p>
+            <w:r>
+              <w:rPr>
+                <w:sz w:val="15"/>
+              </w:rPr>
+              <w:t>0.067</w:t>
+            </w:r>
+          </w:p>
+        </w:tc>
+        <w:tc>
+          <w:tcPr>
+            <w:tcW w:type="dxa" w:w="864"/>
+          </w:tcPr>
+          <w:p>
+            <w:r>
+              <w:rPr>
+                <w:sz w:val="15"/>
+              </w:rPr>
+              <w:t>120.0</w:t>
+            </w:r>
+          </w:p>
+        </w:tc>
+      </w:tr>
+      <w:tr>
+        <w:tc>
+          <w:tcPr>
+            <w:tcW w:type="dxa" w:w="864"/>
+          </w:tcPr>
+          <w:p>
+            <w:r>
+              <w:rPr>
+                <w:sz w:val="15"/>
+              </w:rPr>
+              <w:t>11</w:t>
+            </w:r>
+          </w:p>
+        </w:tc>
+        <w:tc>
+          <w:tcPr>
+            <w:tcW w:type="dxa" w:w="864"/>
+          </w:tcPr>
+          <w:p>
+            <w:r>
+              <w:rPr>
+                <w:sz w:val="15"/>
+              </w:rPr>
+              <w:t>5000</w:t>
+            </w:r>
+          </w:p>
+        </w:tc>
+        <w:tc>
+          <w:tcPr>
+            <w:tcW w:type="dxa" w:w="864"/>
+          </w:tcPr>
+          <w:p>
+            <w:r>
+              <w:rPr>
+                <w:sz w:val="15"/>
+              </w:rPr>
+              <w:t>SR 模型</w:t>
+            </w:r>
+          </w:p>
+        </w:tc>
+        <w:tc>
+          <w:tcPr>
+            <w:tcW w:type="dxa" w:w="864"/>
+          </w:tcPr>
+          <w:p>
+            <w:r>
+              <w:rPr>
+                <w:sz w:val="15"/>
+              </w:rPr>
+              <w:t>530</w:t>
+            </w:r>
+          </w:p>
+        </w:tc>
+        <w:tc>
+          <w:tcPr>
+            <w:tcW w:type="dxa" w:w="864"/>
+          </w:tcPr>
+          <w:p>
+            <w:r>
+              <w:rPr>
+                <w:sz w:val="15"/>
+              </w:rPr>
+              <w:t>494</w:t>
+            </w:r>
+          </w:p>
+        </w:tc>
+        <w:tc>
+          <w:tcPr>
+            <w:tcW w:type="dxa" w:w="864"/>
+          </w:tcPr>
+          <w:p>
+            <w:r>
+              <w:rPr>
+                <w:sz w:val="15"/>
+              </w:rPr>
+              <w:t>36</w:t>
+            </w:r>
+          </w:p>
+        </w:tc>
+        <w:tc>
+          <w:tcPr>
+            <w:tcW w:type="dxa" w:w="864"/>
+          </w:tcPr>
+          <w:p>
+            <w:r>
+              <w:rPr>
+                <w:sz w:val="15"/>
+              </w:rPr>
+              <w:t>0.53</w:t>
+            </w:r>
+          </w:p>
+        </w:tc>
+        <w:tc>
+          <w:tcPr>
+            <w:tcW w:type="dxa" w:w="864"/>
+          </w:tcPr>
+          <w:p>
+            <w:r>
+              <w:rPr>
+                <w:sz w:val="15"/>
+              </w:rPr>
+              <w:t>17.594</w:t>
+            </w:r>
+          </w:p>
+        </w:tc>
+        <w:tc>
+          <w:tcPr>
+            <w:tcW w:type="dxa" w:w="864"/>
+          </w:tcPr>
+          <w:p>
+            <w:r>
+              <w:rPr>
+                <w:sz w:val="15"/>
+              </w:rPr>
+              <w:t>0.068</w:t>
+            </w:r>
+          </w:p>
+        </w:tc>
+        <w:tc>
+          <w:tcPr>
+            <w:tcW w:type="dxa" w:w="864"/>
+          </w:tcPr>
+          <w:p>
+            <w:r>
+              <w:rPr>
+                <w:sz w:val="15"/>
+              </w:rPr>
+              <w:t>118.6</w:t>
+            </w:r>
+          </w:p>
+        </w:tc>
+      </w:tr>
+      <w:tr>
+        <w:tc>
+          <w:tcPr>
+            <w:tcW w:type="dxa" w:w="864"/>
+          </w:tcPr>
+          <w:p>
+            <w:r>
+              <w:rPr>
+                <w:sz w:val="15"/>
+              </w:rPr>
+              <w:t>12</w:t>
+            </w:r>
+          </w:p>
+        </w:tc>
+        <w:tc>
+          <w:tcPr>
+            <w:tcW w:type="dxa" w:w="864"/>
+          </w:tcPr>
+          <w:p>
+            <w:r>
+              <w:rPr>
+                <w:sz w:val="15"/>
+              </w:rPr>
+              <w:t>5000</w:t>
+            </w:r>
+          </w:p>
+        </w:tc>
+        <w:tc>
+          <w:tcPr>
+            <w:tcW w:type="dxa" w:w="864"/>
+          </w:tcPr>
+          <w:p>
+            <w:r>
+              <w:rPr>
+                <w:sz w:val="15"/>
+              </w:rPr>
+              <w:t>SR 模型</w:t>
+            </w:r>
+          </w:p>
+        </w:tc>
+        <w:tc>
+          <w:tcPr>
+            <w:tcW w:type="dxa" w:w="864"/>
+          </w:tcPr>
+          <w:p>
+            <w:r>
+              <w:rPr>
+                <w:sz w:val="15"/>
+              </w:rPr>
+              <w:t>530</w:t>
+            </w:r>
+          </w:p>
+        </w:tc>
+        <w:tc>
+          <w:tcPr>
+            <w:tcW w:type="dxa" w:w="864"/>
+          </w:tcPr>
+          <w:p>
+            <w:r>
+              <w:rPr>
+                <w:sz w:val="15"/>
+              </w:rPr>
+              <w:t>483</w:t>
+            </w:r>
+          </w:p>
+        </w:tc>
+        <w:tc>
+          <w:tcPr>
+            <w:tcW w:type="dxa" w:w="864"/>
+          </w:tcPr>
+          <w:p>
+            <w:r>
+              <w:rPr>
+                <w:sz w:val="15"/>
+              </w:rPr>
+              <w:t>47</w:t>
+            </w:r>
+          </w:p>
+        </w:tc>
+        <w:tc>
+          <w:tcPr>
+            <w:tcW w:type="dxa" w:w="864"/>
+          </w:tcPr>
+          <w:p>
+            <w:r>
+              <w:rPr>
+                <w:sz w:val="15"/>
+              </w:rPr>
+              <w:t>0.53</w:t>
+            </w:r>
+          </w:p>
+        </w:tc>
+        <w:tc>
+          <w:tcPr>
+            <w:tcW w:type="dxa" w:w="864"/>
+          </w:tcPr>
+          <w:p>
+            <w:r>
+              <w:rPr>
+                <w:sz w:val="15"/>
+              </w:rPr>
+              <w:t>21.338</w:t>
+            </w:r>
+          </w:p>
+        </w:tc>
+        <w:tc>
+          <w:tcPr>
+            <w:tcW w:type="dxa" w:w="864"/>
+          </w:tcPr>
+          <w:p>
+            <w:r>
+              <w:rPr>
+                <w:sz w:val="15"/>
+              </w:rPr>
+              <w:t>0.077</w:t>
+            </w:r>
+          </w:p>
+        </w:tc>
+        <w:tc>
+          <w:tcPr>
+            <w:tcW w:type="dxa" w:w="864"/>
+          </w:tcPr>
+          <w:p>
+            <w:r>
+              <w:rPr>
+                <w:sz w:val="15"/>
+              </w:rPr>
+              <w:t>104.9</w:t>
+            </w:r>
+          </w:p>
+        </w:tc>
+      </w:tr>
+      <w:tr>
+        <w:tc>
+          <w:tcPr>
+            <w:tcW w:type="dxa" w:w="864"/>
+          </w:tcPr>
+          <w:p>
+            <w:r>
+              <w:rPr>
+                <w:sz w:val="15"/>
+              </w:rPr>
+              <w:t>13</w:t>
+            </w:r>
+          </w:p>
+        </w:tc>
+        <w:tc>
+          <w:tcPr>
+            <w:tcW w:type="dxa" w:w="864"/>
+          </w:tcPr>
+          <w:p>
+            <w:r>
+              <w:rPr>
+                <w:sz w:val="15"/>
+              </w:rPr>
+              <w:t>5000</w:t>
+            </w:r>
+          </w:p>
+        </w:tc>
+        <w:tc>
+          <w:tcPr>
+            <w:tcW w:type="dxa" w:w="864"/>
+          </w:tcPr>
+          <w:p>
+            <w:r>
+              <w:rPr>
+                <w:sz w:val="15"/>
+              </w:rPr>
+              <w:t>SR 模型</w:t>
+            </w:r>
+          </w:p>
+        </w:tc>
+        <w:tc>
+          <w:tcPr>
+            <w:tcW w:type="dxa" w:w="864"/>
+          </w:tcPr>
+          <w:p>
+            <w:r>
+              <w:rPr>
+                <w:sz w:val="15"/>
+              </w:rPr>
+              <w:t>530</w:t>
+            </w:r>
+          </w:p>
+        </w:tc>
+        <w:tc>
+          <w:tcPr>
+            <w:tcW w:type="dxa" w:w="864"/>
+          </w:tcPr>
+          <w:p>
+            <w:r>
+              <w:rPr>
+                <w:sz w:val="15"/>
+              </w:rPr>
+              <w:t>475</w:t>
+            </w:r>
+          </w:p>
+        </w:tc>
+        <w:tc>
+          <w:tcPr>
+            <w:tcW w:type="dxa" w:w="864"/>
+          </w:tcPr>
+          <w:p>
+            <w:r>
+              <w:rPr>
+                <w:sz w:val="15"/>
+              </w:rPr>
+              <w:t>55</w:t>
+            </w:r>
+          </w:p>
+        </w:tc>
+        <w:tc>
+          <w:tcPr>
+            <w:tcW w:type="dxa" w:w="864"/>
+          </w:tcPr>
+          <w:p>
+            <w:r>
+              <w:rPr>
+                <w:sz w:val="15"/>
+              </w:rPr>
+              <w:t>0.53</w:t>
+            </w:r>
+          </w:p>
+        </w:tc>
+        <w:tc>
+          <w:tcPr>
+            <w:tcW w:type="dxa" w:w="864"/>
+          </w:tcPr>
+          <w:p>
+            <w:r>
+              <w:rPr>
+                <w:sz w:val="15"/>
+              </w:rPr>
+              <w:t>19.941</w:t>
+            </w:r>
+          </w:p>
+        </w:tc>
+        <w:tc>
+          <w:tcPr>
+            <w:tcW w:type="dxa" w:w="864"/>
+          </w:tcPr>
+          <w:p>
+            <w:r>
+              <w:rPr>
+                <w:sz w:val="15"/>
+              </w:rPr>
+              <w:t>0.071</w:t>
+            </w:r>
+          </w:p>
+        </w:tc>
+        <w:tc>
+          <w:tcPr>
+            <w:tcW w:type="dxa" w:w="864"/>
+          </w:tcPr>
+          <w:p>
+            <w:r>
+              <w:rPr>
+                <w:sz w:val="15"/>
+              </w:rPr>
+              <w:t>109.3</w:t>
+            </w:r>
+          </w:p>
+        </w:tc>
+      </w:tr>
+      <w:tr>
+        <w:tc>
+          <w:tcPr>
+            <w:tcW w:type="dxa" w:w="864"/>
+          </w:tcPr>
+          <w:p>
+            <w:r>
+              <w:rPr>
+                <w:sz w:val="15"/>
+              </w:rPr>
+              <w:t>14</w:t>
+            </w:r>
+          </w:p>
+        </w:tc>
+        <w:tc>
+          <w:tcPr>
+            <w:tcW w:type="dxa" w:w="864"/>
+          </w:tcPr>
+          <w:p>
+            <w:r>
+              <w:rPr>
+                <w:sz w:val="15"/>
+              </w:rPr>
+              <w:t>5000</w:t>
+            </w:r>
+          </w:p>
+        </w:tc>
+        <w:tc>
+          <w:tcPr>
+            <w:tcW w:type="dxa" w:w="864"/>
+          </w:tcPr>
+          <w:p>
+            <w:r>
+              <w:rPr>
+                <w:sz w:val="15"/>
+              </w:rPr>
+              <w:t>SR 模型</w:t>
+            </w:r>
+          </w:p>
+        </w:tc>
+        <w:tc>
+          <w:tcPr>
+            <w:tcW w:type="dxa" w:w="864"/>
+          </w:tcPr>
+          <w:p>
+            <w:r>
+              <w:rPr>
+                <w:sz w:val="15"/>
+              </w:rPr>
+              <w:t>530</w:t>
+            </w:r>
+          </w:p>
+        </w:tc>
+        <w:tc>
+          <w:tcPr>
+            <w:tcW w:type="dxa" w:w="864"/>
+          </w:tcPr>
+          <w:p>
+            <w:r>
+              <w:rPr>
+                <w:sz w:val="15"/>
+              </w:rPr>
+              <w:t>513</w:t>
+            </w:r>
+          </w:p>
+        </w:tc>
+        <w:tc>
+          <w:tcPr>
+            <w:tcW w:type="dxa" w:w="864"/>
+          </w:tcPr>
+          <w:p>
+            <w:r>
+              <w:rPr>
+                <w:sz w:val="15"/>
+              </w:rPr>
+              <w:t>17</w:t>
+            </w:r>
+          </w:p>
+        </w:tc>
+        <w:tc>
+          <w:tcPr>
+            <w:tcW w:type="dxa" w:w="864"/>
+          </w:tcPr>
+          <w:p>
+            <w:r>
+              <w:rPr>
+                <w:sz w:val="15"/>
+              </w:rPr>
+              <w:t>0.53</w:t>
+            </w:r>
+          </w:p>
+        </w:tc>
+        <w:tc>
+          <w:tcPr>
+            <w:tcW w:type="dxa" w:w="864"/>
+          </w:tcPr>
+          <w:p>
+            <w:r>
+              <w:rPr>
+                <w:sz w:val="15"/>
+              </w:rPr>
+              <w:t>18.227</w:t>
+            </w:r>
+          </w:p>
+        </w:tc>
+        <w:tc>
+          <w:tcPr>
+            <w:tcW w:type="dxa" w:w="864"/>
+          </w:tcPr>
+          <w:p>
+            <w:r>
+              <w:rPr>
+                <w:sz w:val="15"/>
+              </w:rPr>
+              <w:t>0.067</w:t>
+            </w:r>
+          </w:p>
+        </w:tc>
+        <w:tc>
+          <w:tcPr>
+            <w:tcW w:type="dxa" w:w="864"/>
+          </w:tcPr>
+          <w:p>
+            <w:r>
+              <w:rPr>
+                <w:sz w:val="15"/>
+              </w:rPr>
+              <w:t>119.7</w:t>
             </w:r>
           </w:p>
         </w:tc>
@@ -902,16 +2425,19 @@
           <w:color w:val="333333"/>
           <w:sz w:val="17"/>
         </w:rPr>
-        <w:t>[TRACE] FlowMonitor XML written to rtsr-flowmon.xml</w:t>
-        <w:br/>
-        <w:t xml:space="preserve">  Mean flow throughput: 73.1474 Mbps</w:t>
+        <w:t xml:space="preserve">  Mean flow throughput: 73.1474Mbps</w:t>
         <w:br/>
         <w:t xml:space="preserve">  Mean flow delay: 13.2347 ms</w:t>
       </w:r>
     </w:p>
     <w:p>
       <w:r>
-        <w:t>说明：SR 模型每次更新都新建一个 UdpClient，因此一次更新就是一条独立流；这也是流量账用「发送量 ÷ 530 KiB」反推更新次数的原因。</w:t>
+        <w:t>说明一：SR 模型每次更新都新建一个 UdpClient，因此一次更新就是一条独立流（3 个 UE × 3 次更新 = 9 条），这也是流量账用「发送量 ÷ 530 KiB」反推更新次数的原因。</w:t>
+      </w:r>
+    </w:p>
+    <w:p>
+      <w:r>
+        <w:t>说明二：ns-3 使用固定随机种子，重复运行该命令得到的输出逐位一致（已用两次独立运行核对：Tx Bytes、平均时延、抖动、汇总行完全相同），因此本文数据可复现。</w:t>
       </w:r>
     </w:p>
     <w:p>
@@ -926,6 +2452,7 @@
       <w:tblPr>
         <w:tblStyle w:val="LightGrid-Accent1"/>
         <w:tblW w:type="auto" w:w="0"/>
+        <w:tblLayout w:type="fixed"/>
         <w:tblLook w:firstColumn="1" w:firstRow="1" w:lastColumn="0" w:lastRow="0" w:noHBand="0" w:noVBand="1" w:val="04A0"/>
       </w:tblPr>
       <w:tblGrid>
@@ -1013,7 +2540,7 @@
               <w:rPr>
                 <w:sz w:val="18"/>
               </w:rPr>
-              <w:t>控制台输出全文（14 条流）</w:t>
+              <w:t>控制台输出全文（上表 14 条流）</w:t>
             </w:r>
           </w:p>
         </w:tc>
@@ -1116,11 +2643,11 @@
         <w:br/>
         <w:t xml:space="preserve">  &lt;FlowStats&gt;</w:t>
         <w:br/>
-        <w:t xml:space="preserve">    &lt;Flow flowId="1" txBytes="1907200" rxBytes="1906432"</w:t>
+        <w:t xml:space="preserve">    &lt;Flow flowId="1" txBytes="627200" rxBytes="627200"</w:t>
         <w:br/>
-        <w:t xml:space="preserve">          txPackets="14900" rxPackets="14894" lostPackets="0"</w:t>
+        <w:t xml:space="preserve">          txPackets="4900" rxPackets="4900" lostPackets="0"</w:t>
         <w:br/>
-        <w:t xml:space="preserve">          delaySum="+6.67e+12ns" jitterSum="+7.26e+10ns"&gt;</w:t>
+        <w:t xml:space="preserve">          delaySum="+8.23e+09ns" jitterSum="+5.85e+07ns"&gt;</w:t>
         <w:br/>
         <w:t xml:space="preserve">      &lt;delayHistogram nBins="..."&gt;</w:t>
         <w:br/>
@@ -1154,6 +2681,7 @@
       <w:tblPr>
         <w:tblStyle w:val="LightGrid-Accent1"/>
         <w:tblW w:type="auto" w:w="0"/>
+        <w:tblLayout w:type="fixed"/>
         <w:tblLook w:firstColumn="1" w:firstRow="1" w:lastColumn="0" w:lastRow="0" w:noHBand="0" w:noVBand="1" w:val="04A0"/>
       </w:tblPr>
       <w:tblGrid>
@@ -1372,6 +2900,7 @@
       <w:tblPr>
         <w:tblStyle w:val="LightGrid-Accent1"/>
         <w:tblW w:type="auto" w:w="0"/>
+        <w:tblLayout w:type="fixed"/>
         <w:tblLook w:firstColumn="1" w:firstRow="1" w:lastColumn="0" w:lastRow="0" w:noHBand="0" w:noVBand="1" w:val="04A0"/>
       </w:tblPr>
       <w:tblGrid>
@@ -1544,6 +3073,7 @@
       <w:tblPr>
         <w:tblStyle w:val="LightGrid-Accent1"/>
         <w:tblW w:type="auto" w:w="0"/>
+        <w:tblLayout w:type="fixed"/>
         <w:tblLook w:firstColumn="1" w:firstRow="1" w:lastColumn="0" w:lastRow="0" w:noHBand="0" w:noVBand="1" w:val="04A0"/>
       </w:tblPr>
       <w:tblGrid>
